--- a/EdgeConnect-Studio-UI-Change-Report.docx
+++ b/EdgeConnect-Studio-UI-Change-Report.docx
@@ -41,7 +41,7 @@
           <w:color w:val="6B7280"/>
           <w:sz w:val="20"/>
         </w:rPr>
-        <w:t>4 – 5 August 2026</w:t>
+        <w:t>4 – 5 August 2026 (complete)</w:t>
       </w:r>
     </w:p>
     <w:tbl>
@@ -3694,7 +3694,1151 @@
         <w:pStyle w:val="Heading1"/>
       </w:pPr>
       <w:r>
-        <w:t>12. Build, environment and operations</w:t>
+        <w:t>12. Guided setup — Connect a device</w:t>
+      </w:r>
+    </w:p>
+    <w:p>
+      <w:r>
+        <w:rPr>
+          <w:b w:val="0"/>
+          <w:i w:val="0"/>
+        </w:rPr>
+        <w:t>The meta-wizard ran both protocol pickers back to back, then both configuration screens: source protocol → destination protocol → configure source → configure destination. That asked the operator to commit to a destination before they had finished describing the device in front of them, and stacked two long forms at the end of the flow.</w:t>
+      </w:r>
+    </w:p>
+    <w:p>
+      <w:pPr>
+        <w:spacing w:after="80"/>
+      </w:pPr>
+      <w:r>
+        <w:rPr>
+          <w:b/>
+          <w:i w:val="0"/>
+        </w:rPr>
+        <w:t>Each half is now finished before the next begins:</w:t>
+      </w:r>
+    </w:p>
+    <w:tbl>
+      <w:tblPr>
+        <w:tblStyle w:val="LightGrid-Accent1"/>
+        <w:tblW w:type="auto" w:w="0"/>
+        <w:jc w:val="left"/>
+        <w:tblLook w:firstColumn="1" w:firstRow="1" w:lastColumn="0" w:lastRow="0" w:noHBand="0" w:noVBand="1" w:val="04A0"/>
+      </w:tblPr>
+      <w:tblGrid>
+        <w:gridCol w:w="2880"/>
+        <w:gridCol w:w="2880"/>
+        <w:gridCol w:w="2880"/>
+      </w:tblGrid>
+      <w:tr>
+        <w:tc>
+          <w:tcPr>
+            <w:tcW w:type="dxa" w:w="720"/>
+          </w:tcPr>
+          <w:p>
+            <w:r/>
+            <w:r>
+              <w:rPr>
+                <w:b/>
+                <w:sz w:val="18"/>
+              </w:rPr>
+              <w:t>Step</w:t>
+            </w:r>
+          </w:p>
+        </w:tc>
+        <w:tc>
+          <w:tcPr>
+            <w:tcW w:type="dxa" w:w="4320"/>
+          </w:tcPr>
+          <w:p>
+            <w:r/>
+            <w:r>
+              <w:rPr>
+                <w:b/>
+                <w:sz w:val="18"/>
+              </w:rPr>
+              <w:t>Screen</w:t>
+            </w:r>
+          </w:p>
+        </w:tc>
+        <w:tc>
+          <w:tcPr>
+            <w:tcW w:type="dxa" w:w="3744"/>
+          </w:tcPr>
+          <w:p>
+            <w:r/>
+            <w:r>
+              <w:rPr>
+                <w:b/>
+                <w:sz w:val="18"/>
+              </w:rPr>
+              <w:t>How the operator advances</w:t>
+            </w:r>
+          </w:p>
+        </w:tc>
+      </w:tr>
+      <w:tr>
+        <w:tc>
+          <w:tcPr>
+            <w:tcW w:type="dxa" w:w="720"/>
+          </w:tcPr>
+          <w:p>
+            <w:r/>
+            <w:r>
+              <w:rPr>
+                <w:b w:val="0"/>
+                <w:sz w:val="18"/>
+              </w:rPr>
+              <w:t>1</w:t>
+            </w:r>
+          </w:p>
+        </w:tc>
+        <w:tc>
+          <w:tcPr>
+            <w:tcW w:type="dxa" w:w="4320"/>
+          </w:tcPr>
+          <w:p>
+            <w:r/>
+            <w:r>
+              <w:rPr>
+                <w:b w:val="0"/>
+                <w:sz w:val="18"/>
+              </w:rPr>
+              <w:t>Source — protocol tiles</w:t>
+            </w:r>
+          </w:p>
+        </w:tc>
+        <w:tc>
+          <w:tcPr>
+            <w:tcW w:type="dxa" w:w="3744"/>
+          </w:tcPr>
+          <w:p>
+            <w:r/>
+            <w:r>
+              <w:rPr>
+                <w:b w:val="0"/>
+                <w:sz w:val="18"/>
+              </w:rPr>
+              <w:t>Clicking a tile auto-advances</w:t>
+            </w:r>
+          </w:p>
+        </w:tc>
+      </w:tr>
+      <w:tr>
+        <w:tc>
+          <w:tcPr>
+            <w:tcW w:type="dxa" w:w="720"/>
+          </w:tcPr>
+          <w:p>
+            <w:r/>
+            <w:r>
+              <w:rPr>
+                <w:b w:val="0"/>
+                <w:sz w:val="18"/>
+              </w:rPr>
+              <w:t>2</w:t>
+            </w:r>
+          </w:p>
+        </w:tc>
+        <w:tc>
+          <w:tcPr>
+            <w:tcW w:type="dxa" w:w="4320"/>
+          </w:tcPr>
+          <w:p>
+            <w:r/>
+            <w:r>
+              <w:rPr>
+                <w:b w:val="0"/>
+                <w:sz w:val="18"/>
+              </w:rPr>
+              <w:t>Configure source — that protocol's own page</w:t>
+            </w:r>
+          </w:p>
+        </w:tc>
+        <w:tc>
+          <w:tcPr>
+            <w:tcW w:type="dxa" w:w="3744"/>
+          </w:tcPr>
+          <w:p>
+            <w:r/>
+            <w:r>
+              <w:rPr>
+                <w:b w:val="0"/>
+                <w:sz w:val="18"/>
+              </w:rPr>
+              <w:t>Fill in, then Next</w:t>
+            </w:r>
+          </w:p>
+        </w:tc>
+      </w:tr>
+      <w:tr>
+        <w:tc>
+          <w:tcPr>
+            <w:tcW w:type="dxa" w:w="720"/>
+          </w:tcPr>
+          <w:p>
+            <w:r/>
+            <w:r>
+              <w:rPr>
+                <w:b w:val="0"/>
+                <w:sz w:val="18"/>
+              </w:rPr>
+              <w:t>3</w:t>
+            </w:r>
+          </w:p>
+        </w:tc>
+        <w:tc>
+          <w:tcPr>
+            <w:tcW w:type="dxa" w:w="4320"/>
+          </w:tcPr>
+          <w:p>
+            <w:r/>
+            <w:r>
+              <w:rPr>
+                <w:b w:val="0"/>
+                <w:sz w:val="18"/>
+              </w:rPr>
+              <w:t>Destination — protocol tiles</w:t>
+            </w:r>
+          </w:p>
+        </w:tc>
+        <w:tc>
+          <w:tcPr>
+            <w:tcW w:type="dxa" w:w="3744"/>
+          </w:tcPr>
+          <w:p>
+            <w:r/>
+            <w:r>
+              <w:rPr>
+                <w:b w:val="0"/>
+                <w:sz w:val="18"/>
+              </w:rPr>
+              <w:t>Clicking a tile auto-advances</w:t>
+            </w:r>
+          </w:p>
+        </w:tc>
+      </w:tr>
+      <w:tr>
+        <w:tc>
+          <w:tcPr>
+            <w:tcW w:type="dxa" w:w="720"/>
+          </w:tcPr>
+          <w:p>
+            <w:r/>
+            <w:r>
+              <w:rPr>
+                <w:b w:val="0"/>
+                <w:sz w:val="18"/>
+              </w:rPr>
+              <w:t>4</w:t>
+            </w:r>
+          </w:p>
+        </w:tc>
+        <w:tc>
+          <w:tcPr>
+            <w:tcW w:type="dxa" w:w="4320"/>
+          </w:tcPr>
+          <w:p>
+            <w:r/>
+            <w:r>
+              <w:rPr>
+                <w:b w:val="0"/>
+                <w:sz w:val="18"/>
+              </w:rPr>
+              <w:t>Configure destination — that protocol's page</w:t>
+            </w:r>
+          </w:p>
+        </w:tc>
+        <w:tc>
+          <w:tcPr>
+            <w:tcW w:type="dxa" w:w="3744"/>
+          </w:tcPr>
+          <w:p>
+            <w:r/>
+            <w:r>
+              <w:rPr>
+                <w:b w:val="0"/>
+                <w:sz w:val="18"/>
+              </w:rPr>
+              <w:t>Fill in, then Next</w:t>
+            </w:r>
+          </w:p>
+        </w:tc>
+      </w:tr>
+      <w:tr>
+        <w:tc>
+          <w:tcPr>
+            <w:tcW w:type="dxa" w:w="720"/>
+          </w:tcPr>
+          <w:p>
+            <w:r/>
+            <w:r>
+              <w:rPr>
+                <w:b w:val="0"/>
+                <w:sz w:val="18"/>
+              </w:rPr>
+              <w:t>5</w:t>
+            </w:r>
+          </w:p>
+        </w:tc>
+        <w:tc>
+          <w:tcPr>
+            <w:tcW w:type="dxa" w:w="4320"/>
+          </w:tcPr>
+          <w:p>
+            <w:r/>
+            <w:r>
+              <w:rPr>
+                <w:b w:val="0"/>
+                <w:sz w:val="18"/>
+              </w:rPr>
+              <w:t>Route — pre-populated from both</w:t>
+            </w:r>
+          </w:p>
+        </w:tc>
+        <w:tc>
+          <w:tcPr>
+            <w:tcW w:type="dxa" w:w="3744"/>
+          </w:tcPr>
+          <w:p>
+            <w:r/>
+            <w:r>
+              <w:rPr>
+                <w:b w:val="0"/>
+                <w:sz w:val="18"/>
+              </w:rPr>
+              <w:t>Next</w:t>
+            </w:r>
+          </w:p>
+        </w:tc>
+      </w:tr>
+      <w:tr>
+        <w:tc>
+          <w:tcPr>
+            <w:tcW w:type="dxa" w:w="720"/>
+          </w:tcPr>
+          <w:p>
+            <w:r/>
+            <w:r>
+              <w:rPr>
+                <w:b w:val="0"/>
+                <w:sz w:val="18"/>
+              </w:rPr>
+              <w:t>6</w:t>
+            </w:r>
+          </w:p>
+        </w:tc>
+        <w:tc>
+          <w:tcPr>
+            <w:tcW w:type="dxa" w:w="4320"/>
+          </w:tcPr>
+          <w:p>
+            <w:r/>
+            <w:r>
+              <w:rPr>
+                <w:b w:val="0"/>
+                <w:sz w:val="18"/>
+              </w:rPr>
+              <w:t>Connect — review, then apply</w:t>
+            </w:r>
+          </w:p>
+        </w:tc>
+        <w:tc>
+          <w:tcPr>
+            <w:tcW w:type="dxa" w:w="3744"/>
+          </w:tcPr>
+          <w:p>
+            <w:r/>
+            <w:r>
+              <w:rPr>
+                <w:b w:val="0"/>
+                <w:sz w:val="18"/>
+              </w:rPr>
+              <w:t>Its own Connect button</w:t>
+            </w:r>
+          </w:p>
+        </w:tc>
+      </w:tr>
+    </w:tbl>
+    <w:p>
+      <w:pPr>
+        <w:spacing w:after="80"/>
+      </w:pPr>
+    </w:p>
+    <w:p>
+      <w:r>
+        <w:rPr>
+          <w:b w:val="0"/>
+          <w:i w:val="0"/>
+        </w:rPr>
+        <w:t>Three things moved with the reorder, not just the markup: the per-step CanGoNext gating, the back-confirm that warns a protocol change will discard the configuration just entered, and the route step's guard message — which named step numbers that had shifted, so it now names the things instead.</w:t>
+      </w:r>
+    </w:p>
+    <w:p>
+      <w:r>
+        <w:rPr>
+          <w:b w:val="0"/>
+          <w:i/>
+          <w:color w:val="6B7280"/>
+        </w:rPr>
+        <w:t>The flow still ends in a single atomic apply, so nothing reaches the gateway until Connect (ADR-0016).</w:t>
+      </w:r>
+    </w:p>
+    <w:p>
+      <w:pPr>
+        <w:pStyle w:val="Heading1"/>
+      </w:pPr>
+      <w:r>
+        <w:t>13. Wizard fields — ten wizards made consistent</w:t>
+      </w:r>
+    </w:p>
+    <w:p>
+      <w:r>
+        <w:rPr>
+          <w:b w:val="0"/>
+          <w:i w:val="0"/>
+        </w:rPr>
+        <w:t>Grid widths, input variants and margins were already uniform across the ten source and destination wizards. The problem was that the same field had different names, and several labels carried internal vocabulary.</w:t>
+      </w:r>
+    </w:p>
+    <w:tbl>
+      <w:tblPr>
+        <w:tblStyle w:val="LightGrid-Accent1"/>
+        <w:tblW w:type="auto" w:w="0"/>
+        <w:jc w:val="left"/>
+        <w:tblLook w:firstColumn="1" w:firstRow="1" w:lastColumn="0" w:lastRow="0" w:noHBand="0" w:noVBand="1" w:val="04A0"/>
+      </w:tblPr>
+      <w:tblGrid>
+        <w:gridCol w:w="4320"/>
+        <w:gridCol w:w="4320"/>
+      </w:tblGrid>
+      <w:tr>
+        <w:tc>
+          <w:tcPr>
+            <w:tcW w:type="dxa" w:w="4464"/>
+          </w:tcPr>
+          <w:p>
+            <w:r/>
+            <w:r>
+              <w:rPr>
+                <w:b/>
+                <w:sz w:val="18"/>
+              </w:rPr>
+              <w:t>Was</w:t>
+            </w:r>
+          </w:p>
+        </w:tc>
+        <w:tc>
+          <w:tcPr>
+            <w:tcW w:type="dxa" w:w="4896"/>
+          </w:tcPr>
+          <w:p>
+            <w:r/>
+            <w:r>
+              <w:rPr>
+                <w:b/>
+                <w:sz w:val="18"/>
+              </w:rPr>
+              <w:t>Now</w:t>
+            </w:r>
+          </w:p>
+        </w:tc>
+      </w:tr>
+      <w:tr>
+        <w:tc>
+          <w:tcPr>
+            <w:tcW w:type="dxa" w:w="4464"/>
+          </w:tcPr>
+          <w:p>
+            <w:r/>
+            <w:r>
+              <w:rPr>
+                <w:b w:val="0"/>
+                <w:sz w:val="18"/>
+              </w:rPr>
+              <w:t>“Instance id” in 5 wizards, “Source id” in 3</w:t>
+            </w:r>
+          </w:p>
+        </w:tc>
+        <w:tc>
+          <w:tcPr>
+            <w:tcW w:type="dxa" w:w="4896"/>
+          </w:tcPr>
+          <w:p>
+            <w:r/>
+            <w:r>
+              <w:rPr>
+                <w:b w:val="0"/>
+                <w:sz w:val="18"/>
+              </w:rPr>
+              <w:t>Source id — or Destination id on the two sink wizards</w:t>
+            </w:r>
+          </w:p>
+        </w:tc>
+      </w:tr>
+      <w:tr>
+        <w:tc>
+          <w:tcPr>
+            <w:tcW w:type="dxa" w:w="4464"/>
+          </w:tcPr>
+          <w:p>
+            <w:r/>
+            <w:r>
+              <w:rPr>
+                <w:b w:val="0"/>
+                <w:sz w:val="18"/>
+              </w:rPr>
+              <w:t>“Instance id (immutable in Edit)”</w:t>
+            </w:r>
+          </w:p>
+        </w:tc>
+        <w:tc>
+          <w:tcPr>
+            <w:tcW w:type="dxa" w:w="4896"/>
+          </w:tcPr>
+          <w:p>
+            <w:r/>
+            <w:r>
+              <w:rPr>
+                <w:b w:val="0"/>
+                <w:sz w:val="18"/>
+              </w:rPr>
+              <w:t>“Source id (cannot be changed)”</w:t>
+            </w:r>
+          </w:p>
+        </w:tc>
+      </w:tr>
+      <w:tr>
+        <w:tc>
+          <w:tcPr>
+            <w:tcW w:type="dxa" w:w="4464"/>
+          </w:tcPr>
+          <w:p>
+            <w:r/>
+            <w:r>
+              <w:rPr>
+                <w:b w:val="0"/>
+                <w:sz w:val="18"/>
+              </w:rPr>
+              <w:t>Section 1 titled “Device identity” (5), “Source” (3), “Identity” (2)</w:t>
+            </w:r>
+          </w:p>
+        </w:tc>
+        <w:tc>
+          <w:tcPr>
+            <w:tcW w:type="dxa" w:w="4896"/>
+          </w:tcPr>
+          <w:p>
+            <w:r/>
+            <w:r>
+              <w:rPr>
+                <w:b w:val="0"/>
+                <w:sz w:val="18"/>
+              </w:rPr>
+              <w:t>Device identity / Destination identity</w:t>
+            </w:r>
+          </w:p>
+        </w:tc>
+      </w:tr>
+      <w:tr>
+        <w:tc>
+          <w:tcPr>
+            <w:tcW w:type="dxa" w:w="4464"/>
+          </w:tcPr>
+          <w:p>
+            <w:r/>
+            <w:r>
+              <w:rPr>
+                <w:b w:val="0"/>
+                <w:sz w:val="18"/>
+              </w:rPr>
+              <w:t>“Wire to a route” vs “Wire data into a route”</w:t>
+            </w:r>
+          </w:p>
+        </w:tc>
+        <w:tc>
+          <w:tcPr>
+            <w:tcW w:type="dxa" w:w="4896"/>
+          </w:tcPr>
+          <w:p>
+            <w:r/>
+            <w:r>
+              <w:rPr>
+                <w:b w:val="0"/>
+                <w:sz w:val="18"/>
+              </w:rPr>
+              <w:t>Wire data into a route</w:t>
+            </w:r>
+          </w:p>
+        </w:tc>
+      </w:tr>
+      <w:tr>
+        <w:tc>
+          <w:tcPr>
+            <w:tcW w:type="dxa" w:w="4464"/>
+          </w:tcPr>
+          <w:p>
+            <w:r/>
+            <w:r>
+              <w:rPr>
+                <w:b w:val="0"/>
+                <w:sz w:val="18"/>
+              </w:rPr>
+              <w:t>“defaults to instance id if empty”</w:t>
+            </w:r>
+          </w:p>
+        </w:tc>
+        <w:tc>
+          <w:tcPr>
+            <w:tcW w:type="dxa" w:w="4896"/>
+          </w:tcPr>
+          <w:p>
+            <w:r/>
+            <w:r>
+              <w:rPr>
+                <w:b w:val="0"/>
+                <w:sz w:val="18"/>
+              </w:rPr>
+              <w:t>“Defaults to the source id.”</w:t>
+            </w:r>
+          </w:p>
+        </w:tc>
+      </w:tr>
+      <w:tr>
+        <w:tc>
+          <w:tcPr>
+            <w:tcW w:type="dxa" w:w="4464"/>
+          </w:tcPr>
+          <w:p>
+            <w:r/>
+            <w:r>
+              <w:rPr>
+                <w:b w:val="0"/>
+                <w:sz w:val="18"/>
+              </w:rPr>
+              <w:t>“Auto-generates 'edgeconnect-{InstanceId}' if blank”</w:t>
+            </w:r>
+          </w:p>
+        </w:tc>
+        <w:tc>
+          <w:tcPr>
+            <w:tcW w:type="dxa" w:w="4896"/>
+          </w:tcPr>
+          <w:p>
+            <w:r/>
+            <w:r>
+              <w:rPr>
+                <w:b w:val="0"/>
+                <w:sz w:val="18"/>
+              </w:rPr>
+              <w:t>Plain sentence — the raw code token was printed on screen</w:t>
+            </w:r>
+          </w:p>
+        </w:tc>
+      </w:tr>
+      <w:tr>
+        <w:tc>
+          <w:tcPr>
+            <w:tcW w:type="dxa" w:w="4464"/>
+          </w:tcPr>
+          <w:p>
+            <w:r/>
+            <w:r>
+              <w:rPr>
+                <w:b w:val="0"/>
+                <w:sz w:val="18"/>
+              </w:rPr>
+              <w:t>Four wordings of the duplicate-id error, two naming “Sink”</w:t>
+            </w:r>
+          </w:p>
+        </w:tc>
+        <w:tc>
+          <w:tcPr>
+            <w:tcW w:type="dxa" w:w="4896"/>
+          </w:tcPr>
+          <w:p>
+            <w:r/>
+            <w:r>
+              <w:rPr>
+                <w:b w:val="0"/>
+                <w:sz w:val="18"/>
+              </w:rPr>
+              <w:t>One: “A destination with the id 'x' already exists on this gateway. Pick a different destination id.”</w:t>
+            </w:r>
+          </w:p>
+        </w:tc>
+      </w:tr>
+    </w:tbl>
+    <w:p>
+      <w:pPr>
+        <w:spacing w:after="80"/>
+      </w:pPr>
+    </w:p>
+    <w:p>
+      <w:r>
+        <w:rPr>
+          <w:b w:val="0"/>
+          <w:i w:val="0"/>
+        </w:rPr>
+        <w:t>Two of these only surfaced by checking the rendered pages rather than the source: “Instance id is required.” lives in the wizard MODEL classes, not the Razor files, and the Modbus no-tags warning mentioned “the route, sink, and any downstream subscribers”. Verified by fetching all twelve wizard pages and counting “instance id”, “sink” and “immutable” — zero.</w:t>
+      </w:r>
+    </w:p>
+    <w:p>
+      <w:pPr>
+        <w:pStyle w:val="Heading1"/>
+      </w:pPr>
+      <w:r>
+        <w:t>14. Route cards — fault presentation</w:t>
+      </w:r>
+    </w:p>
+    <w:p>
+      <w:r>
+        <w:rPr>
+          <w:b w:val="0"/>
+          <w:i w:val="0"/>
+        </w:rPr>
+        <w:t>A failing route rendered roughly three times the height of a healthy one. It opened with a red banner AND closed with a raw adapter dump — both carrying the error code, both ending with the same instruction, one saying “open its log below” and the other “open its log above”. Two red blocks pointing at each other read as two separate faults, and on a three-route board the healthy routes were pushed off screen.</w:t>
+      </w:r>
+    </w:p>
+    <w:p>
+      <w:pPr>
+        <w:spacing w:after="80"/>
+      </w:pPr>
+      <w:r>
+        <w:rPr>
+          <w:b/>
+          <w:i w:val="0"/>
+        </w:rPr>
+        <w:t>A broken card is now the same shape as a healthy one, plus one strip at the foot.</w:t>
+      </w:r>
+    </w:p>
+    <w:p>
+      <w:pPr>
+        <w:pStyle w:val="Heading2"/>
+      </w:pPr>
+      <w:r>
+        <w:t>14.1 Errors translated, not echoed</w:t>
+      </w:r>
+    </w:p>
+    <w:p>
+      <w:r>
+        <w:rPr>
+          <w:b w:val="0"/>
+          <w:i w:val="0"/>
+        </w:rPr>
+        <w:t>A PlainFault helper turns the adapter's code and message into one sentence and one action. It matches on the code FAMILY rather than exact codes — every protocol names its failures differently, but “cannot be reached” means the same action whether Modbus, FOCAS2 or OPC UA reported it. Anything unrecognised falls through to a neutral sentence rather than a guess.</w:t>
+      </w:r>
+    </w:p>
+    <w:tbl>
+      <w:tblPr>
+        <w:tblStyle w:val="LightGrid-Accent1"/>
+        <w:tblW w:type="auto" w:w="0"/>
+        <w:jc w:val="left"/>
+        <w:tblLook w:firstColumn="1" w:firstRow="1" w:lastColumn="0" w:lastRow="0" w:noHBand="0" w:noVBand="1" w:val="04A0"/>
+      </w:tblPr>
+      <w:tblGrid>
+        <w:gridCol w:w="4320"/>
+        <w:gridCol w:w="4320"/>
+      </w:tblGrid>
+      <w:tr>
+        <w:tc>
+          <w:tcPr>
+            <w:tcW w:type="dxa" w:w="4752"/>
+          </w:tcPr>
+          <w:p>
+            <w:r/>
+            <w:r>
+              <w:rPr>
+                <w:b/>
+                <w:sz w:val="18"/>
+              </w:rPr>
+              <w:t>The adapter said</w:t>
+            </w:r>
+          </w:p>
+        </w:tc>
+        <w:tc>
+          <w:tcPr>
+            <w:tcW w:type="dxa" w:w="4608"/>
+          </w:tcPr>
+          <w:p>
+            <w:r/>
+            <w:r>
+              <w:rPr>
+                <w:b/>
+                <w:sz w:val="18"/>
+              </w:rPr>
+              <w:t>The card says</w:t>
+            </w:r>
+          </w:p>
+        </w:tc>
+      </w:tr>
+      <w:tr>
+        <w:tc>
+          <w:tcPr>
+            <w:tcW w:type="dxa" w:w="4752"/>
+          </w:tcPr>
+          <w:p>
+            <w:r/>
+            <w:r>
+              <w:rPr>
+                <w:b w:val="0"/>
+                <w:sz w:val="18"/>
+              </w:rPr>
+              <w:t>MODBUS.CONNECT_FAILED — “Modbus device 127.0.0.1:502 is not reachable — no connection (consecutive connect failures: 1, circuit breaker: Closed)”</w:t>
+            </w:r>
+          </w:p>
+        </w:tc>
+        <w:tc>
+          <w:tcPr>
+            <w:tcW w:type="dxa" w:w="4608"/>
+          </w:tcPr>
+          <w:p>
+            <w:r/>
+            <w:r>
+              <w:rPr>
+                <w:b w:val="0"/>
+                <w:sz w:val="18"/>
+              </w:rPr>
+              <w:t>Cannot reach this device. Check it is powered on, plugged in, and that its address has not changed.</w:t>
+            </w:r>
+          </w:p>
+        </w:tc>
+      </w:tr>
+      <w:tr>
+        <w:tc>
+          <w:tcPr>
+            <w:tcW w:type="dxa" w:w="4752"/>
+          </w:tcPr>
+          <w:p>
+            <w:r/>
+            <w:r>
+              <w:rPr>
+                <w:b w:val="0"/>
+                <w:sz w:val="18"/>
+              </w:rPr>
+              <w:t>FOCAS2.COLLECT_ERROR — “Could not load the Fanuc FOCAS2 native library. Tried: Fwlib64.dll…”</w:t>
+            </w:r>
+          </w:p>
+        </w:tc>
+        <w:tc>
+          <w:tcPr>
+            <w:tcW w:type="dxa" w:w="4608"/>
+          </w:tcPr>
+          <w:p>
+            <w:r/>
+            <w:r>
+              <w:rPr>
+                <w:b w:val="0"/>
+                <w:sz w:val="18"/>
+              </w:rPr>
+              <w:t>A driver file this protocol needs is missing on the gateway. Nothing is wrong with the machine. Send this to Elpis support.</w:t>
+            </w:r>
+          </w:p>
+        </w:tc>
+      </w:tr>
+    </w:tbl>
+    <w:p>
+      <w:pPr>
+        <w:spacing w:after="80"/>
+      </w:pPr>
+    </w:p>
+    <w:p>
+      <w:r>
+        <w:rPr>
+          <w:b w:val="0"/>
+          <w:i w:val="0"/>
+        </w:rPr>
+        <w:t>That second case matters operationally: it is a gateway problem, not a plant problem, and the old message had an engineer checking cables on a machine that was fine.</w:t>
+      </w:r>
+    </w:p>
+    <w:p>
+      <w:pPr>
+        <w:pStyle w:val="Heading2"/>
+      </w:pPr>
+      <w:r>
+        <w:t>14.2 Detail one click away</w:t>
+      </w:r>
+    </w:p>
+    <w:p>
+      <w:pPr>
+        <w:pStyle w:val="ListBullet"/>
+        <w:spacing w:after="60"/>
+        <w:ind w:left="360"/>
+      </w:pPr>
+      <w:r>
+        <w:rPr>
+          <w:b w:val="0"/>
+        </w:rPr>
+        <w:t>The adapter's own words sit in a native &lt;details&gt;, collapsed, showing only the code and the age. Native rather than a MudBlazor collapse deliberately — these pages poll every few seconds, and component state bound to a field would snap shut on every refresh.</w:t>
+      </w:r>
+    </w:p>
+    <w:p>
+      <w:pPr>
+        <w:pStyle w:val="ListBullet"/>
+        <w:spacing w:after="60"/>
+        <w:ind w:left="360"/>
+      </w:pPr>
+      <w:r>
+        <w:rPr>
+          <w:b w:val="0"/>
+        </w:rPr>
+        <w:t>The buffer line went from two lines to one; “held on disk if a destination drops” was identical on every card, so it became a tooltip instead of noise repeated per route.</w:t>
+      </w:r>
+    </w:p>
+    <w:p>
+      <w:pPr>
+        <w:pStyle w:val="ListBullet"/>
+        <w:spacing w:after="60"/>
+        <w:ind w:left="360"/>
+      </w:pPr>
+      <w:r>
+        <w:rPr>
+          <w:b w:val="0"/>
+        </w:rPr>
+        <w:t>Card padding tightened, and the log-note icon moved ahead of the state chip so all three chips line up down the card's right edge.</w:t>
+      </w:r>
+    </w:p>
+    <w:p>
+      <w:pPr>
+        <w:pStyle w:val="Heading2"/>
+      </w:pPr>
+      <w:r>
+        <w:t>14.3 A Razor bug this introduced, and its fix</w:t>
+      </w:r>
+    </w:p>
+    <w:p>
+      <w:r>
+        <w:rPr>
+          <w:b w:val="0"/>
+          <w:i/>
+          <w:color w:val="6B7280"/>
+        </w:rPr>
+        <w:t>Writing “delivered@if (…)” with no whitespace before the @ meant Razor never transitioned into code and printed the block verbatim on screen. It compiles cleanly — only the rendered page reveals it. Fixed, and every .razor file swept for the same pattern.</w:t>
+      </w:r>
+    </w:p>
+    <w:p>
+      <w:pPr>
+        <w:pStyle w:val="Heading1"/>
+      </w:pPr>
+      <w:r>
+        <w:t>15. Branding, icons and notifications</w:t>
+      </w:r>
+    </w:p>
+    <w:p>
+      <w:pPr>
+        <w:pStyle w:val="Heading2"/>
+      </w:pPr>
+      <w:r>
+        <w:t>15.1 The tab icon never worked</w:t>
+      </w:r>
+    </w:p>
+    <w:p>
+      <w:r>
+        <w:rPr>
+          <w:b w:val="0"/>
+          <w:i w:val="0"/>
+        </w:rPr>
+        <w:t>App.razor requested favicon.svg from the site root, but the file sat in wwwroot/js/ — and it was not an SVG at all: it was the logo PNG under an .svg name. /favicon.svg returned 404 and every browser fell back to its default globe. A square favicon.png (256×256) and a multi-resolution favicon.ico (16→256) are now generated from the logo, and the sidebar serves the same image file so the two cannot drift apart.</w:t>
+      </w:r>
+    </w:p>
+    <w:p>
+      <w:pPr>
+        <w:pStyle w:val="Heading2"/>
+      </w:pPr>
+      <w:r>
+        <w:t>15.2 Two marks, opposite constraints</w:t>
+      </w:r>
+    </w:p>
+    <w:p>
+      <w:r>
+        <w:rPr>
+          <w:b w:val="0"/>
+          <w:i w:val="0"/>
+        </w:rPr>
+        <w:t>The brand mark was switched several times between the ELPIS wordmark and the square mark. They need different rules, which is worth recording:</w:t>
+      </w:r>
+    </w:p>
+    <w:tbl>
+      <w:tblPr>
+        <w:tblStyle w:val="LightGrid-Accent1"/>
+        <w:tblW w:type="auto" w:w="0"/>
+        <w:jc w:val="left"/>
+        <w:tblLook w:firstColumn="1" w:firstRow="1" w:lastColumn="0" w:lastRow="0" w:noHBand="0" w:noVBand="1" w:val="04A0"/>
+      </w:tblPr>
+      <w:tblGrid>
+        <w:gridCol w:w="2880"/>
+        <w:gridCol w:w="2880"/>
+        <w:gridCol w:w="2880"/>
+      </w:tblGrid>
+      <w:tr>
+        <w:tc>
+          <w:tcPr>
+            <w:tcW w:type="dxa" w:w="1872"/>
+          </w:tcPr>
+          <w:p>
+            <w:r/>
+            <w:r>
+              <w:rPr>
+                <w:b/>
+                <w:sz w:val="18"/>
+              </w:rPr>
+            </w:r>
+          </w:p>
+        </w:tc>
+        <w:tc>
+          <w:tcPr>
+            <w:tcW w:type="dxa" w:w="3888"/>
+          </w:tcPr>
+          <w:p>
+            <w:r/>
+            <w:r>
+              <w:rPr>
+                <w:b/>
+                <w:sz w:val="18"/>
+              </w:rPr>
+              <w:t>Wordmark (148×34, 4.35:1)</w:t>
+            </w:r>
+          </w:p>
+        </w:tc>
+        <w:tc>
+          <w:tcPr>
+            <w:tcW w:type="dxa" w:w="3600"/>
+          </w:tcPr>
+          <w:p>
+            <w:r/>
+            <w:r>
+              <w:rPr>
+                <w:b/>
+                <w:sz w:val="18"/>
+              </w:rPr>
+              <w:t>Square mark (229×179, 1.28:1)</w:t>
+            </w:r>
+          </w:p>
+        </w:tc>
+      </w:tr>
+      <w:tr>
+        <w:tc>
+          <w:tcPr>
+            <w:tcW w:type="dxa" w:w="1872"/>
+          </w:tcPr>
+          <w:p>
+            <w:r/>
+            <w:r>
+              <w:rPr>
+                <w:b w:val="0"/>
+                <w:sz w:val="18"/>
+              </w:rPr>
+              <w:t>Expanded rail</w:t>
+            </w:r>
+          </w:p>
+        </w:tc>
+        <w:tc>
+          <w:tcPr>
+            <w:tcW w:type="dxa" w:w="3888"/>
+          </w:tcPr>
+          <w:p>
+            <w:r/>
+            <w:r>
+              <w:rPr>
+                <w:b w:val="0"/>
+                <w:sz w:val="18"/>
+              </w:rPr>
+              <w:t>height 20px — bounded by height, kept under its source size</w:t>
+            </w:r>
+          </w:p>
+        </w:tc>
+        <w:tc>
+          <w:tcPr>
+            <w:tcW w:type="dxa" w:w="3600"/>
+          </w:tcPr>
+          <w:p>
+            <w:r/>
+            <w:r>
+              <w:rPr>
+                <w:b w:val="0"/>
+                <w:sz w:val="18"/>
+              </w:rPr>
+              <w:t>height 34–38px</w:t>
+            </w:r>
+          </w:p>
+        </w:tc>
+      </w:tr>
+      <w:tr>
+        <w:tc>
+          <w:tcPr>
+            <w:tcW w:type="dxa" w:w="1872"/>
+          </w:tcPr>
+          <w:p>
+            <w:r/>
+            <w:r>
+              <w:rPr>
+                <w:b w:val="0"/>
+                <w:sz w:val="18"/>
+              </w:rPr>
+              <w:t>Collapsed rail (62px)</w:t>
+            </w:r>
+          </w:p>
+        </w:tc>
+        <w:tc>
+          <w:tcPr>
+            <w:tcW w:type="dxa" w:w="3888"/>
+          </w:tcPr>
+          <w:p>
+            <w:r/>
+            <w:r>
+              <w:rPr>
+                <w:b w:val="0"/>
+                <w:sz w:val="18"/>
+              </w:rPr>
+              <w:t>MUST be width-bound or it overflows</w:t>
+            </w:r>
+          </w:p>
+        </w:tc>
+        <w:tc>
+          <w:tcPr>
+            <w:tcW w:type="dxa" w:w="3600"/>
+          </w:tcPr>
+          <w:p>
+            <w:r/>
+            <w:r>
+              <w:rPr>
+                <w:b w:val="0"/>
+                <w:sz w:val="18"/>
+              </w:rPr>
+              <w:t>no override needed; ~44px fits</w:t>
+            </w:r>
+          </w:p>
+        </w:tc>
+      </w:tr>
+    </w:tbl>
+    <w:p>
+      <w:pPr>
+        <w:spacing w:after="80"/>
+      </w:pPr>
+    </w:p>
+    <w:p>
+      <w:pPr>
+        <w:pStyle w:val="Heading2"/>
+      </w:pPr>
+      <w:r>
+        <w:t>15.3 Notifications</w:t>
+      </w:r>
+    </w:p>
+    <w:p>
+      <w:r>
+        <w:rPr>
+          <w:b w:val="0"/>
+          <w:i w:val="0"/>
+        </w:rPr>
+        <w:t>Toast position was only ever set per message, so every notification except one fell back to MudBlazor's corner default. It is now configured once at service registration as top-centre, with newest-on-top, duplicate suppression and a close icon. Top-centre rather than dead-centre deliberately: on a wide plant monitor the corner is the furthest point from where the operator is looking, but a centred overlay would cover the button they are about to press.</w:t>
+      </w:r>
+    </w:p>
+    <w:p>
+      <w:pPr>
+        <w:pStyle w:val="Heading1"/>
+      </w:pPr>
+      <w:r>
+        <w:t>16. Build, environment and operations</w:t>
       </w:r>
     </w:p>
     <w:p>
@@ -3910,7 +5054,7 @@
         <w:pStyle w:val="Heading1"/>
       </w:pPr>
       <w:r>
-        <w:t>13. Known limitations and outstanding items</w:t>
+        <w:t>17. Known limitations and outstanding items</w:t>
       </w:r>
     </w:p>
     <w:p>
@@ -3928,7 +5072,7 @@
         <w:pStyle w:val="Heading2"/>
       </w:pPr>
       <w:r>
-        <w:t>13.1 Requires backend work</w:t>
+        <w:t>17.1 Requires backend work</w:t>
       </w:r>
     </w:p>
     <w:tbl>
@@ -4081,7 +5225,7 @@
         <w:pStyle w:val="Heading2"/>
       </w:pPr>
       <w:r>
-        <w:t>13.2 Deferred UI polish</w:t>
+        <w:t>17.2 Deferred UI polish</w:t>
       </w:r>
     </w:p>
     <w:p>
@@ -4128,7 +5272,7 @@
         <w:pStyle w:val="Heading2"/>
       </w:pPr>
       <w:r>
-        <w:t>13.3 Verification limits</w:t>
+        <w:t>17.3 Verification limits</w:t>
       </w:r>
     </w:p>
     <w:p>
@@ -4208,7 +5352,7 @@
         <w:pStyle w:val="Heading2"/>
       </w:pPr>
       <w:r>
-        <w:t>13.4 Logo</w:t>
+        <w:t>17.4 Logo</w:t>
       </w:r>
     </w:p>
     <w:p>
@@ -4225,7 +5369,7 @@
         <w:pStyle w:val="Heading1"/>
       </w:pPr>
       <w:r>
-        <w:t>14. Files changed</w:t>
+        <w:t>18. Files changed</w:t>
       </w:r>
     </w:p>
     <w:tbl>
